--- a/중국어_대화문/3부_docx/3부_06화_아버지의_죽음.docx
+++ b/중국어_대화문/3부_docx/3부_06화_아버지의_죽음.docx
@@ -1048,7 +1048,7 @@
         <w:t>周秀兰:</w:t>
       </w:r>
       <w:r>
-        <w:t xml:space="preserve"> (哭着) 他晚上起来上厕所，我听见他在院子里站了很久……他前天，前天也出去了一整个下午，回来衣服都是湿的，说没事。</w:t>
+        <w:t xml:space="preserve"> (哭着) 他晚上起来上厕所，我听见他在院子里站了很久……他昨天，昨天也出去了一整个下午，回来衣服都是湿的，说没事。</w:t>
       </w:r>
     </w:p>
     <w:p>
@@ -1059,7 +1059,7 @@
         <w:t>沈知远:</w:t>
       </w:r>
       <w:r>
-        <w:t xml:space="preserve"> 前天？</w:t>
+        <w:t xml:space="preserve"> 昨天？</w:t>
       </w:r>
     </w:p>
     <w:p>
